--- a/Survival Unreal Engine Shooter.docx
+++ b/Survival Unreal Engine Shooter.docx
@@ -35,6 +35,7 @@
       <w:r>
         <w:rPr>
           <w:rFonts w:ascii="Calibri" w:hAnsi="Calibri" w:cs="Calibri"/>
+          <w:noProof/>
           <w:sz w:val="32"/>
           <w:szCs w:val="32"/>
         </w:rPr>
@@ -129,6 +130,7 @@
       <w:r>
         <w:rPr>
           <w:rFonts w:ascii="Calibri" w:hAnsi="Calibri" w:cs="Calibri"/>
+          <w:noProof/>
           <w:sz w:val="32"/>
           <w:szCs w:val="32"/>
         </w:rPr>
@@ -168,6 +170,144 @@
           </wp:inline>
         </w:drawing>
       </w:r>
+    </w:p>
+    <w:p>
+      <w:pPr>
+        <w:rPr>
+          <w:rFonts w:ascii="Calibri" w:hAnsi="Calibri" w:cs="Calibri"/>
+          <w:sz w:val="32"/>
+          <w:szCs w:val="32"/>
+        </w:rPr>
+      </w:pPr>
+      <w:r>
+        <w:rPr>
+          <w:rFonts w:ascii="Calibri" w:hAnsi="Calibri" w:cs="Calibri"/>
+          <w:sz w:val="32"/>
+          <w:szCs w:val="32"/>
+        </w:rPr>
+        <w:t>Download the assets from the Fab</w:t>
+      </w:r>
+    </w:p>
+    <w:p>
+      <w:pPr>
+        <w:rPr>
+          <w:rFonts w:ascii="Calibri" w:hAnsi="Calibri" w:cs="Calibri"/>
+          <w:sz w:val="32"/>
+          <w:szCs w:val="32"/>
+        </w:rPr>
+      </w:pPr>
+      <w:r>
+        <w:rPr>
+          <w:rFonts w:ascii="Calibri" w:hAnsi="Calibri" w:cs="Calibri"/>
+          <w:sz w:val="32"/>
+          <w:szCs w:val="32"/>
+        </w:rPr>
+        <w:lastRenderedPageBreak/>
+        <w:drawing>
+          <wp:inline distT="0" distB="0" distL="0" distR="0" wp14:anchorId="31228A82" wp14:editId="7A8C3D6B">
+            <wp:extent cx="6645910" cy="2745105"/>
+            <wp:effectExtent l="0" t="0" r="2540" b="0"/>
+            <wp:docPr id="1849451889" name="Picture 1"/>
+            <wp:cNvGraphicFramePr>
+              <a:graphicFrameLocks xmlns:a="http://schemas.openxmlformats.org/drawingml/2006/main" noChangeAspect="1"/>
+            </wp:cNvGraphicFramePr>
+            <a:graphic xmlns:a="http://schemas.openxmlformats.org/drawingml/2006/main">
+              <a:graphicData uri="http://schemas.openxmlformats.org/drawingml/2006/picture">
+                <pic:pic xmlns:pic="http://schemas.openxmlformats.org/drawingml/2006/picture">
+                  <pic:nvPicPr>
+                    <pic:cNvPr id="1849451889" name=""/>
+                    <pic:cNvPicPr/>
+                  </pic:nvPicPr>
+                  <pic:blipFill>
+                    <a:blip r:embed="rId6"/>
+                    <a:stretch>
+                      <a:fillRect/>
+                    </a:stretch>
+                  </pic:blipFill>
+                  <pic:spPr>
+                    <a:xfrm>
+                      <a:off x="0" y="0"/>
+                      <a:ext cx="6645910" cy="2745105"/>
+                    </a:xfrm>
+                    <a:prstGeom prst="rect">
+                      <a:avLst/>
+                    </a:prstGeom>
+                  </pic:spPr>
+                </pic:pic>
+              </a:graphicData>
+            </a:graphic>
+          </wp:inline>
+        </w:drawing>
+      </w:r>
+    </w:p>
+    <w:p>
+      <w:pPr>
+        <w:rPr>
+          <w:rFonts w:ascii="Calibri" w:hAnsi="Calibri" w:cs="Calibri"/>
+          <w:sz w:val="32"/>
+          <w:szCs w:val="32"/>
+        </w:rPr>
+      </w:pPr>
+      <w:r>
+        <w:rPr>
+          <w:rFonts w:ascii="Calibri" w:hAnsi="Calibri" w:cs="Calibri"/>
+          <w:sz w:val="32"/>
+          <w:szCs w:val="32"/>
+        </w:rPr>
+        <w:drawing>
+          <wp:inline distT="0" distB="0" distL="0" distR="0" wp14:anchorId="7CB7FF62" wp14:editId="766D46C9">
+            <wp:extent cx="6645910" cy="2701290"/>
+            <wp:effectExtent l="0" t="0" r="2540" b="3810"/>
+            <wp:docPr id="269801672" name="Picture 1"/>
+            <wp:cNvGraphicFramePr>
+              <a:graphicFrameLocks xmlns:a="http://schemas.openxmlformats.org/drawingml/2006/main" noChangeAspect="1"/>
+            </wp:cNvGraphicFramePr>
+            <a:graphic xmlns:a="http://schemas.openxmlformats.org/drawingml/2006/main">
+              <a:graphicData uri="http://schemas.openxmlformats.org/drawingml/2006/picture">
+                <pic:pic xmlns:pic="http://schemas.openxmlformats.org/drawingml/2006/picture">
+                  <pic:nvPicPr>
+                    <pic:cNvPr id="269801672" name=""/>
+                    <pic:cNvPicPr/>
+                  </pic:nvPicPr>
+                  <pic:blipFill>
+                    <a:blip r:embed="rId7"/>
+                    <a:stretch>
+                      <a:fillRect/>
+                    </a:stretch>
+                  </pic:blipFill>
+                  <pic:spPr>
+                    <a:xfrm>
+                      <a:off x="0" y="0"/>
+                      <a:ext cx="6645910" cy="2701290"/>
+                    </a:xfrm>
+                    <a:prstGeom prst="rect">
+                      <a:avLst/>
+                    </a:prstGeom>
+                  </pic:spPr>
+                </pic:pic>
+              </a:graphicData>
+            </a:graphic>
+          </wp:inline>
+        </w:drawing>
+      </w:r>
+    </w:p>
+    <w:p>
+      <w:pPr>
+        <w:rPr>
+          <w:rFonts w:ascii="Calibri" w:hAnsi="Calibri" w:cs="Calibri"/>
+          <w:sz w:val="32"/>
+          <w:szCs w:val="32"/>
+        </w:rPr>
+      </w:pPr>
+    </w:p>
+    <w:p>
+      <w:pPr>
+        <w:rPr>
+          <w:rFonts w:ascii="Calibri" w:hAnsi="Calibri" w:cs="Calibri"/>
+          <w:sz w:val="32"/>
+          <w:szCs w:val="32"/>
+        </w:rPr>
+      </w:pPr>
     </w:p>
     <w:p>
       <w:pPr>
